--- a/text/Содержание.docx
+++ b/text/Содержание.docx
@@ -1082,7 +1082,7 @@
                                   <w:sz w:val="32"/>
                                   <w:szCs w:val="32"/>
                                 </w:rPr>
-                                <w:t>КП.09.02.07.ПКИПТ.</w:t>
+                                <w:t>Д</w:t>
                               </w:r>
                               <w:r>
                                 <w:rPr>
@@ -1090,7 +1090,33 @@
                                   <w:sz w:val="32"/>
                                   <w:szCs w:val="32"/>
                                 </w:rPr>
-                                <w:t>28</w:t>
+                                <w:t>П.09.02.</w:t>
+                              </w:r>
+                              <w:proofErr w:type="gramStart"/>
+                              <w:r>
+                                <w:rPr>
+                                  <w:rFonts w:ascii="Times New Roman" w:hAnsi="Times New Roman" w:cs="Times New Roman"/>
+                                  <w:sz w:val="32"/>
+                                  <w:szCs w:val="32"/>
+                                </w:rPr>
+                                <w:t>07.ПКИПТ</w:t>
+                              </w:r>
+                              <w:proofErr w:type="gramEnd"/>
+                              <w:r>
+                                <w:rPr>
+                                  <w:rFonts w:ascii="Times New Roman" w:hAnsi="Times New Roman" w:cs="Times New Roman"/>
+                                  <w:sz w:val="32"/>
+                                  <w:szCs w:val="32"/>
+                                </w:rPr>
+                                <w:t>.</w:t>
+                              </w:r>
+                              <w:r>
+                                <w:rPr>
+                                  <w:rFonts w:ascii="Times New Roman" w:hAnsi="Times New Roman" w:cs="Times New Roman"/>
+                                  <w:sz w:val="32"/>
+                                  <w:szCs w:val="32"/>
+                                </w:rPr>
+                                <w:t>125</w:t>
                               </w:r>
                               <w:r>
                                 <w:rPr>
@@ -1106,7 +1132,15 @@
                                   <w:sz w:val="32"/>
                                   <w:szCs w:val="32"/>
                                 </w:rPr>
-                                <w:t>31</w:t>
+                                <w:t>7</w:t>
+                              </w:r>
+                              <w:r>
+                                <w:rPr>
+                                  <w:rFonts w:ascii="Times New Roman" w:hAnsi="Times New Roman" w:cs="Times New Roman"/>
+                                  <w:sz w:val="32"/>
+                                  <w:szCs w:val="32"/>
+                                </w:rPr>
+                                <w:t>1</w:t>
                               </w:r>
                               <w:r>
                                 <w:rPr>
@@ -1122,7 +1156,7 @@
                                   <w:sz w:val="32"/>
                                   <w:szCs w:val="32"/>
                                 </w:rPr>
-                                <w:t>5</w:t>
+                                <w:t>6</w:t>
                               </w:r>
                               <w:r>
                                 <w:rPr>
@@ -1431,7 +1465,6 @@
                                   </w:rPr>
                                   <w:t xml:space="preserve"> </w:t>
                                 </w:r>
-                                <w:proofErr w:type="spellStart"/>
                                 <w:r>
                                   <w:rPr>
                                     <w:rFonts w:ascii="Times New Roman" w:hAnsi="Times New Roman"/>
@@ -1440,18 +1473,7 @@
                                     <w:sz w:val="16"/>
                                     <w:szCs w:val="16"/>
                                   </w:rPr>
-                                  <w:t>Разраб</w:t>
-                                </w:r>
-                                <w:proofErr w:type="spellEnd"/>
-                                <w:r>
-                                  <w:rPr>
-                                    <w:rFonts w:ascii="Times New Roman" w:hAnsi="Times New Roman"/>
-                                    <w:i w:val="0"/>
-                                    <w:iCs/>
-                                    <w:sz w:val="16"/>
-                                    <w:szCs w:val="16"/>
-                                  </w:rPr>
-                                  <w:t>.</w:t>
+                                  <w:t>Разраб.</w:t>
                                 </w:r>
                               </w:p>
                             </w:txbxContent>
@@ -1517,7 +1539,6 @@
                                     <w:lang w:val="ru-RU"/>
                                   </w:rPr>
                                 </w:pPr>
-                                <w:proofErr w:type="spellStart"/>
                                 <w:r>
                                   <w:rPr>
                                     <w:rFonts w:ascii="Times New Roman" w:hAnsi="Times New Roman"/>
@@ -1527,7 +1548,7 @@
                                     <w:szCs w:val="16"/>
                                     <w:lang w:val="ru-RU"/>
                                   </w:rPr>
-                                  <w:t>Н.А.Кошкаровски</w:t>
+                                  <w:t>Кошкаровски</w:t>
                                 </w:r>
                                 <w:r>
                                   <w:rPr>
@@ -1540,7 +1561,28 @@
                                   </w:rPr>
                                   <w:t>й</w:t>
                                 </w:r>
-                                <w:proofErr w:type="spellEnd"/>
+                                <w:r>
+                                  <w:rPr>
+                                    <w:rFonts w:ascii="Times New Roman" w:hAnsi="Times New Roman"/>
+                                    <w:i w:val="0"/>
+                                    <w:iCs/>
+                                    <w:sz w:val="16"/>
+                                    <w:szCs w:val="16"/>
+                                    <w:lang w:val="ru-RU"/>
+                                  </w:rPr>
+                                  <w:t xml:space="preserve"> </w:t>
+                                </w:r>
+                                <w:r>
+                                  <w:rPr>
+                                    <w:rFonts w:ascii="Times New Roman" w:hAnsi="Times New Roman"/>
+                                    <w:i w:val="0"/>
+                                    <w:iCs/>
+                                    <w:sz w:val="16"/>
+                                    <w:szCs w:val="16"/>
+                                    <w:lang w:val="ru-RU"/>
+                                  </w:rPr>
+                                  <w:t>Н.А.</w:t>
+                                </w:r>
                               </w:p>
                               <w:p>
                                 <w:pPr>
@@ -1640,7 +1682,6 @@
                                   </w:rPr>
                                   <w:t xml:space="preserve"> </w:t>
                                 </w:r>
-                                <w:proofErr w:type="spellStart"/>
                                 <w:r>
                                   <w:rPr>
                                     <w:rFonts w:ascii="Times New Roman" w:hAnsi="Times New Roman"/>
@@ -1649,18 +1690,7 @@
                                     <w:sz w:val="16"/>
                                     <w:szCs w:val="16"/>
                                   </w:rPr>
-                                  <w:t>Провер</w:t>
-                                </w:r>
-                                <w:proofErr w:type="spellEnd"/>
-                                <w:r>
-                                  <w:rPr>
-                                    <w:rFonts w:ascii="Times New Roman" w:hAnsi="Times New Roman"/>
-                                    <w:i w:val="0"/>
-                                    <w:iCs/>
-                                    <w:sz w:val="16"/>
-                                    <w:szCs w:val="16"/>
-                                  </w:rPr>
-                                  <w:t>.</w:t>
+                                  <w:t>Провер.</w:t>
                                 </w:r>
                               </w:p>
                             </w:txbxContent>
@@ -1723,7 +1753,6 @@
                                     <w:szCs w:val="16"/>
                                   </w:rPr>
                                 </w:pPr>
-                                <w:proofErr w:type="spellStart"/>
                                 <w:r>
                                   <w:rPr>
                                     <w:rFonts w:ascii="Times New Roman" w:hAnsi="Times New Roman" w:cs="Times New Roman"/>
@@ -1731,9 +1760,8 @@
                                     <w:sz w:val="16"/>
                                     <w:szCs w:val="16"/>
                                   </w:rPr>
-                                  <w:t>К.О.Овчаренко</w:t>
+                                  <w:t>Сазонова А.Ю.</w:t>
                                 </w:r>
-                                <w:proofErr w:type="spellEnd"/>
                               </w:p>
                             </w:txbxContent>
                           </wps:txbx>
@@ -1901,6 +1929,25 @@
                           </wps:spPr>
                           <wps:txbx>
                             <w:txbxContent>
+                              <w:p>
+                                <w:pPr>
+                                  <w:rPr>
+                                    <w:rFonts w:ascii="Times New Roman" w:hAnsi="Times New Roman" w:cs="Times New Roman"/>
+                                    <w:iCs/>
+                                    <w:sz w:val="16"/>
+                                    <w:szCs w:val="16"/>
+                                  </w:rPr>
+                                </w:pPr>
+                                <w:r>
+                                  <w:rPr>
+                                    <w:rFonts w:ascii="Times New Roman" w:hAnsi="Times New Roman" w:cs="Times New Roman"/>
+                                    <w:iCs/>
+                                    <w:sz w:val="16"/>
+                                    <w:szCs w:val="16"/>
+                                  </w:rPr>
+                                  <w:t>Сазонова А.Ю.</w:t>
+                                </w:r>
+                              </w:p>
                               <w:p>
                                 <w:pPr>
                                   <w:pStyle w:val="af1"/>
@@ -2071,7 +2118,6 @@
                                     <w:szCs w:val="16"/>
                                   </w:rPr>
                                 </w:pPr>
-                                <w:proofErr w:type="spellStart"/>
                                 <w:r>
                                   <w:rPr>
                                     <w:rFonts w:ascii="Times New Roman" w:hAnsi="Times New Roman" w:cs="Times New Roman"/>
@@ -2079,9 +2125,8 @@
                                     <w:sz w:val="16"/>
                                     <w:szCs w:val="16"/>
                                   </w:rPr>
-                                  <w:t>К.О.Овчаренко</w:t>
+                                  <w:t>Сазонова А.Ю.</w:t>
                                 </w:r>
-                                <w:proofErr w:type="spellEnd"/>
                               </w:p>
                               <w:p>
                                 <w:pPr>
@@ -2178,7 +2223,6 @@
                                   </w:rPr>
                                   <w:t xml:space="preserve"> </w:t>
                                 </w:r>
-                                <w:proofErr w:type="spellStart"/>
                                 <w:r>
                                   <w:rPr>
                                     <w:rFonts w:ascii="Times New Roman" w:hAnsi="Times New Roman"/>
@@ -2187,18 +2231,7 @@
                                     <w:sz w:val="16"/>
                                     <w:szCs w:val="16"/>
                                   </w:rPr>
-                                  <w:t>Утв</w:t>
-                                </w:r>
-                                <w:proofErr w:type="spellEnd"/>
-                                <w:r>
-                                  <w:rPr>
-                                    <w:rFonts w:ascii="Times New Roman" w:hAnsi="Times New Roman"/>
-                                    <w:i w:val="0"/>
-                                    <w:iCs/>
-                                    <w:sz w:val="16"/>
-                                    <w:szCs w:val="16"/>
-                                  </w:rPr>
-                                  <w:t>.</w:t>
+                                  <w:t>Утв.</w:t>
                                 </w:r>
                               </w:p>
                             </w:txbxContent>
@@ -2260,7 +2293,6 @@
                                     <w:sz w:val="18"/>
                                   </w:rPr>
                                 </w:pPr>
-                                <w:proofErr w:type="spellStart"/>
                                 <w:r>
                                   <w:rPr>
                                     <w:rFonts w:ascii="Times New Roman" w:hAnsi="Times New Roman"/>
@@ -2270,9 +2302,30 @@
                                     <w:szCs w:val="16"/>
                                     <w:lang w:val="ru-RU"/>
                                   </w:rPr>
-                                  <w:t>Т.А.Бачурина</w:t>
+                                  <w:t>Бачурина</w:t>
                                 </w:r>
-                                <w:proofErr w:type="spellEnd"/>
+                                <w:r>
+                                  <w:rPr>
+                                    <w:rFonts w:ascii="Times New Roman" w:hAnsi="Times New Roman"/>
+                                    <w:i w:val="0"/>
+                                    <w:iCs/>
+                                    <w:sz w:val="16"/>
+                                    <w:szCs w:val="16"/>
+                                    <w:lang w:val="ru-RU"/>
+                                  </w:rPr>
+                                  <w:t xml:space="preserve"> </w:t>
+                                </w:r>
+                                <w:r>
+                                  <w:rPr>
+                                    <w:rFonts w:ascii="Times New Roman" w:hAnsi="Times New Roman"/>
+                                    <w:i w:val="0"/>
+                                    <w:iCs/>
+                                    <w:sz w:val="16"/>
+                                    <w:szCs w:val="16"/>
+                                    <w:lang w:val="ru-RU"/>
+                                  </w:rPr>
+                                  <w:t>Т.А.</w:t>
+                                </w:r>
                               </w:p>
                             </w:txbxContent>
                           </wps:txbx>
@@ -2386,7 +2439,7 @@
                                   <w:sz w:val="20"/>
                                   <w:szCs w:val="20"/>
                                 </w:rPr>
-                                <w:t xml:space="preserve">Веб-приложение для кланов </w:t>
+                                <w:t>Разработка сайта для кланов</w:t>
                               </w:r>
                             </w:p>
                             <w:p>
@@ -2407,7 +2460,7 @@
                                   <w:sz w:val="20"/>
                                   <w:szCs w:val="20"/>
                                 </w:rPr>
-                                <w:t>«Мир танков «Федерация MII»</w:t>
+                                <w:t>игры «Мир Танков».</w:t>
                               </w:r>
                             </w:p>
                             <w:p>
@@ -2806,7 +2859,18 @@
                                   <w:sz w:val="18"/>
                                   <w:lang w:val="en-US"/>
                                 </w:rPr>
-                                <w:t>150</w:t>
+                                <w:t>1</w:t>
+                              </w:r>
+                              <w:r>
+                                <w:rPr>
+                                  <w:rFonts w:ascii="Times New Roman" w:hAnsi="Times New Roman"/>
+                                  <w:i w:val="0"/>
+                                  <w:iCs/>
+                                  <w:color w:val="000000" w:themeColor="text1"/>
+                                  <w:sz w:val="18"/>
+                                  <w:lang w:val="en-US"/>
+                                </w:rPr>
+                                <w:t>50</w:t>
                               </w:r>
                             </w:p>
                           </w:txbxContent>
@@ -3261,7 +3325,7 @@
                             <w:sz w:val="32"/>
                             <w:szCs w:val="32"/>
                           </w:rPr>
-                          <w:t>КП.09.02.07.ПКИПТ.</w:t>
+                          <w:t>Д</w:t>
                         </w:r>
                         <w:r>
                           <w:rPr>
@@ -3269,7 +3333,33 @@
                             <w:sz w:val="32"/>
                             <w:szCs w:val="32"/>
                           </w:rPr>
-                          <w:t>28</w:t>
+                          <w:t>П.09.02.</w:t>
+                        </w:r>
+                        <w:proofErr w:type="gramStart"/>
+                        <w:r>
+                          <w:rPr>
+                            <w:rFonts w:ascii="Times New Roman" w:hAnsi="Times New Roman" w:cs="Times New Roman"/>
+                            <w:sz w:val="32"/>
+                            <w:szCs w:val="32"/>
+                          </w:rPr>
+                          <w:t>07.ПКИПТ</w:t>
+                        </w:r>
+                        <w:proofErr w:type="gramEnd"/>
+                        <w:r>
+                          <w:rPr>
+                            <w:rFonts w:ascii="Times New Roman" w:hAnsi="Times New Roman" w:cs="Times New Roman"/>
+                            <w:sz w:val="32"/>
+                            <w:szCs w:val="32"/>
+                          </w:rPr>
+                          <w:t>.</w:t>
+                        </w:r>
+                        <w:r>
+                          <w:rPr>
+                            <w:rFonts w:ascii="Times New Roman" w:hAnsi="Times New Roman" w:cs="Times New Roman"/>
+                            <w:sz w:val="32"/>
+                            <w:szCs w:val="32"/>
+                          </w:rPr>
+                          <w:t>125</w:t>
                         </w:r>
                         <w:r>
                           <w:rPr>
@@ -3285,7 +3375,15 @@
                             <w:sz w:val="32"/>
                             <w:szCs w:val="32"/>
                           </w:rPr>
-                          <w:t>31</w:t>
+                          <w:t>7</w:t>
+                        </w:r>
+                        <w:r>
+                          <w:rPr>
+                            <w:rFonts w:ascii="Times New Roman" w:hAnsi="Times New Roman" w:cs="Times New Roman"/>
+                            <w:sz w:val="32"/>
+                            <w:szCs w:val="32"/>
+                          </w:rPr>
+                          <w:t>1</w:t>
                         </w:r>
                         <w:r>
                           <w:rPr>
@@ -3301,7 +3399,7 @@
                             <w:sz w:val="32"/>
                             <w:szCs w:val="32"/>
                           </w:rPr>
-                          <w:t>5</w:t>
+                          <w:t>6</w:t>
                         </w:r>
                         <w:r>
                           <w:rPr>
@@ -3348,7 +3446,6 @@
                             </w:rPr>
                             <w:t xml:space="preserve"> </w:t>
                           </w:r>
-                          <w:proofErr w:type="spellStart"/>
                           <w:r>
                             <w:rPr>
                               <w:rFonts w:ascii="Times New Roman" w:hAnsi="Times New Roman"/>
@@ -3357,18 +3454,7 @@
                               <w:sz w:val="16"/>
                               <w:szCs w:val="16"/>
                             </w:rPr>
-                            <w:t>Разраб</w:t>
-                          </w:r>
-                          <w:proofErr w:type="spellEnd"/>
-                          <w:r>
-                            <w:rPr>
-                              <w:rFonts w:ascii="Times New Roman" w:hAnsi="Times New Roman"/>
-                              <w:i w:val="0"/>
-                              <w:iCs/>
-                              <w:sz w:val="16"/>
-                              <w:szCs w:val="16"/>
-                            </w:rPr>
-                            <w:t>.</w:t>
+                            <w:t>Разраб.</w:t>
                           </w:r>
                         </w:p>
                       </w:txbxContent>
@@ -3389,7 +3475,6 @@
                               <w:lang w:val="ru-RU"/>
                             </w:rPr>
                           </w:pPr>
-                          <w:proofErr w:type="spellStart"/>
                           <w:r>
                             <w:rPr>
                               <w:rFonts w:ascii="Times New Roman" w:hAnsi="Times New Roman"/>
@@ -3399,7 +3484,7 @@
                               <w:szCs w:val="16"/>
                               <w:lang w:val="ru-RU"/>
                             </w:rPr>
-                            <w:t>Н.А.Кошкаровски</w:t>
+                            <w:t>Кошкаровски</w:t>
                           </w:r>
                           <w:r>
                             <w:rPr>
@@ -3412,7 +3497,28 @@
                             </w:rPr>
                             <w:t>й</w:t>
                           </w:r>
-                          <w:proofErr w:type="spellEnd"/>
+                          <w:r>
+                            <w:rPr>
+                              <w:rFonts w:ascii="Times New Roman" w:hAnsi="Times New Roman"/>
+                              <w:i w:val="0"/>
+                              <w:iCs/>
+                              <w:sz w:val="16"/>
+                              <w:szCs w:val="16"/>
+                              <w:lang w:val="ru-RU"/>
+                            </w:rPr>
+                            <w:t xml:space="preserve"> </w:t>
+                          </w:r>
+                          <w:r>
+                            <w:rPr>
+                              <w:rFonts w:ascii="Times New Roman" w:hAnsi="Times New Roman"/>
+                              <w:i w:val="0"/>
+                              <w:iCs/>
+                              <w:sz w:val="16"/>
+                              <w:szCs w:val="16"/>
+                              <w:lang w:val="ru-RU"/>
+                            </w:rPr>
+                            <w:t>Н.А.</w:t>
+                          </w:r>
                         </w:p>
                         <w:p>
                           <w:pPr>
@@ -3455,7 +3561,6 @@
                             </w:rPr>
                             <w:t xml:space="preserve"> </w:t>
                           </w:r>
-                          <w:proofErr w:type="spellStart"/>
                           <w:r>
                             <w:rPr>
                               <w:rFonts w:ascii="Times New Roman" w:hAnsi="Times New Roman"/>
@@ -3464,18 +3569,7 @@
                               <w:sz w:val="16"/>
                               <w:szCs w:val="16"/>
                             </w:rPr>
-                            <w:t>Провер</w:t>
-                          </w:r>
-                          <w:proofErr w:type="spellEnd"/>
-                          <w:r>
-                            <w:rPr>
-                              <w:rFonts w:ascii="Times New Roman" w:hAnsi="Times New Roman"/>
-                              <w:i w:val="0"/>
-                              <w:iCs/>
-                              <w:sz w:val="16"/>
-                              <w:szCs w:val="16"/>
-                            </w:rPr>
-                            <w:t>.</w:t>
+                            <w:t>Провер.</w:t>
                           </w:r>
                         </w:p>
                       </w:txbxContent>
@@ -3493,7 +3587,6 @@
                               <w:szCs w:val="16"/>
                             </w:rPr>
                           </w:pPr>
-                          <w:proofErr w:type="spellStart"/>
                           <w:r>
                             <w:rPr>
                               <w:rFonts w:ascii="Times New Roman" w:hAnsi="Times New Roman" w:cs="Times New Roman"/>
@@ -3501,9 +3594,8 @@
                               <w:sz w:val="16"/>
                               <w:szCs w:val="16"/>
                             </w:rPr>
-                            <w:t>К.О.Овчаренко</w:t>
+                            <w:t>Сазонова А.Ю.</w:t>
                           </w:r>
-                          <w:proofErr w:type="spellEnd"/>
                         </w:p>
                       </w:txbxContent>
                     </v:textbox>
@@ -3569,6 +3661,25 @@
                   <v:rect id="Rectangle 34" o:spid="_x0000_s1058" style="position:absolute;left:9281;width:10718;height:20000;visibility:visible;mso-wrap-style:square;v-text-anchor:top" o:gfxdata="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" filled="f" stroked="f" strokeweight="2pt">
                     <v:textbox inset="1pt,1pt,1pt,1pt">
                       <w:txbxContent>
+                        <w:p>
+                          <w:pPr>
+                            <w:rPr>
+                              <w:rFonts w:ascii="Times New Roman" w:hAnsi="Times New Roman" w:cs="Times New Roman"/>
+                              <w:iCs/>
+                              <w:sz w:val="16"/>
+                              <w:szCs w:val="16"/>
+                            </w:rPr>
+                          </w:pPr>
+                          <w:r>
+                            <w:rPr>
+                              <w:rFonts w:ascii="Times New Roman" w:hAnsi="Times New Roman" w:cs="Times New Roman"/>
+                              <w:iCs/>
+                              <w:sz w:val="16"/>
+                              <w:szCs w:val="16"/>
+                            </w:rPr>
+                            <w:t>Сазонова А.Ю.</w:t>
+                          </w:r>
+                        </w:p>
                         <w:p>
                           <w:pPr>
                             <w:pStyle w:val="af1"/>
@@ -3637,7 +3748,6 @@
                               <w:szCs w:val="16"/>
                             </w:rPr>
                           </w:pPr>
-                          <w:proofErr w:type="spellStart"/>
                           <w:r>
                             <w:rPr>
                               <w:rFonts w:ascii="Times New Roman" w:hAnsi="Times New Roman" w:cs="Times New Roman"/>
@@ -3645,9 +3755,8 @@
                               <w:sz w:val="16"/>
                               <w:szCs w:val="16"/>
                             </w:rPr>
-                            <w:t>К.О.Овчаренко</w:t>
+                            <w:t>Сазонова А.Ю.</w:t>
                           </w:r>
-                          <w:proofErr w:type="spellEnd"/>
                         </w:p>
                         <w:p>
                           <w:pPr>
@@ -3687,7 +3796,6 @@
                             </w:rPr>
                             <w:t xml:space="preserve"> </w:t>
                           </w:r>
-                          <w:proofErr w:type="spellStart"/>
                           <w:r>
                             <w:rPr>
                               <w:rFonts w:ascii="Times New Roman" w:hAnsi="Times New Roman"/>
@@ -3696,18 +3804,7 @@
                               <w:sz w:val="16"/>
                               <w:szCs w:val="16"/>
                             </w:rPr>
-                            <w:t>Утв</w:t>
-                          </w:r>
-                          <w:proofErr w:type="spellEnd"/>
-                          <w:r>
-                            <w:rPr>
-                              <w:rFonts w:ascii="Times New Roman" w:hAnsi="Times New Roman"/>
-                              <w:i w:val="0"/>
-                              <w:iCs/>
-                              <w:sz w:val="16"/>
-                              <w:szCs w:val="16"/>
-                            </w:rPr>
-                            <w:t>.</w:t>
+                            <w:t>Утв.</w:t>
                           </w:r>
                         </w:p>
                       </w:txbxContent>
@@ -3724,7 +3821,6 @@
                               <w:sz w:val="18"/>
                             </w:rPr>
                           </w:pPr>
-                          <w:proofErr w:type="spellStart"/>
                           <w:r>
                             <w:rPr>
                               <w:rFonts w:ascii="Times New Roman" w:hAnsi="Times New Roman"/>
@@ -3734,9 +3830,30 @@
                               <w:szCs w:val="16"/>
                               <w:lang w:val="ru-RU"/>
                             </w:rPr>
-                            <w:t>Т.А.Бачурина</w:t>
+                            <w:t>Бачурина</w:t>
                           </w:r>
-                          <w:proofErr w:type="spellEnd"/>
+                          <w:r>
+                            <w:rPr>
+                              <w:rFonts w:ascii="Times New Roman" w:hAnsi="Times New Roman"/>
+                              <w:i w:val="0"/>
+                              <w:iCs/>
+                              <w:sz w:val="16"/>
+                              <w:szCs w:val="16"/>
+                              <w:lang w:val="ru-RU"/>
+                            </w:rPr>
+                            <w:t xml:space="preserve"> </w:t>
+                          </w:r>
+                          <w:r>
+                            <w:rPr>
+                              <w:rFonts w:ascii="Times New Roman" w:hAnsi="Times New Roman"/>
+                              <w:i w:val="0"/>
+                              <w:iCs/>
+                              <w:sz w:val="16"/>
+                              <w:szCs w:val="16"/>
+                              <w:lang w:val="ru-RU"/>
+                            </w:rPr>
+                            <w:t>Т.А.</w:t>
+                          </w:r>
                         </w:p>
                       </w:txbxContent>
                     </v:textbox>
@@ -3764,7 +3881,7 @@
                             <w:sz w:val="20"/>
                             <w:szCs w:val="20"/>
                           </w:rPr>
-                          <w:t xml:space="preserve">Веб-приложение для кланов </w:t>
+                          <w:t>Разработка сайта для кланов</w:t>
                         </w:r>
                       </w:p>
                       <w:p>
@@ -3785,7 +3902,7 @@
                             <w:sz w:val="20"/>
                             <w:szCs w:val="20"/>
                           </w:rPr>
-                          <w:t>«Мир танков «Федерация MII»</w:t>
+                          <w:t>игры «Мир Танков».</w:t>
                         </w:r>
                       </w:p>
                       <w:p>
@@ -3926,7 +4043,18 @@
                             <w:sz w:val="18"/>
                             <w:lang w:val="en-US"/>
                           </w:rPr>
-                          <w:t>150</w:t>
+                          <w:t>1</w:t>
+                        </w:r>
+                        <w:r>
+                          <w:rPr>
+                            <w:rFonts w:ascii="Times New Roman" w:hAnsi="Times New Roman"/>
+                            <w:i w:val="0"/>
+                            <w:iCs/>
+                            <w:color w:val="000000" w:themeColor="text1"/>
+                            <w:sz w:val="18"/>
+                            <w:lang w:val="en-US"/>
+                          </w:rPr>
+                          <w:t>50</w:t>
                         </w:r>
                       </w:p>
                     </w:txbxContent>
@@ -4069,7 +4197,15 @@
           <w:szCs w:val="28"/>
         </w:rPr>
         <w:tab/>
-        <w:t>6</w:t>
+      </w:r>
+      <w:r>
+        <w:rPr>
+          <w:rFonts w:ascii="Times New Roman" w:eastAsia="Times New Roman" w:hAnsi="Times New Roman" w:cs="Times New Roman"/>
+          <w:noProof/>
+          <w:sz w:val="28"/>
+          <w:szCs w:val="28"/>
+        </w:rPr>
+        <w:t>7</w:t>
       </w:r>
     </w:p>
     <w:p>
@@ -4105,7 +4241,15 @@
           <w:szCs w:val="28"/>
         </w:rPr>
         <w:tab/>
-        <w:t>6</w:t>
+      </w:r>
+      <w:r>
+        <w:rPr>
+          <w:rFonts w:ascii="Times New Roman" w:eastAsia="Times New Roman" w:hAnsi="Times New Roman" w:cs="Times New Roman"/>
+          <w:noProof/>
+          <w:sz w:val="28"/>
+          <w:szCs w:val="28"/>
+        </w:rPr>
+        <w:t>7</w:t>
       </w:r>
     </w:p>
     <w:p>
@@ -4140,7 +4284,7 @@
           <w:sz w:val="28"/>
           <w:szCs w:val="28"/>
         </w:rPr>
-        <w:t>сайта</w:t>
+        <w:t>проекта</w:t>
       </w:r>
       <w:r>
         <w:rPr>
@@ -4158,7 +4302,7 @@
           <w:sz w:val="28"/>
           <w:szCs w:val="28"/>
         </w:rPr>
-        <w:t>9</w:t>
+        <w:t>25</w:t>
       </w:r>
     </w:p>
     <w:p>
@@ -4203,7 +4347,6 @@
           <w:szCs w:val="28"/>
         </w:rPr>
         <w:tab/>
-        <w:t>1</w:t>
       </w:r>
       <w:r>
         <w:rPr>
@@ -4212,7 +4355,7 @@
           <w:sz w:val="28"/>
           <w:szCs w:val="28"/>
         </w:rPr>
-        <w:t>9</w:t>
+        <w:t>35</w:t>
       </w:r>
     </w:p>
     <w:p>
@@ -4248,7 +4391,6 @@
           <w:szCs w:val="28"/>
         </w:rPr>
         <w:tab/>
-        <w:t>2</w:t>
       </w:r>
       <w:r>
         <w:rPr>
@@ -4257,7 +4399,7 @@
           <w:sz w:val="28"/>
           <w:szCs w:val="28"/>
         </w:rPr>
-        <w:t>5</w:t>
+        <w:t>40</w:t>
       </w:r>
     </w:p>
     <w:p>
@@ -4293,7 +4435,6 @@
           <w:szCs w:val="28"/>
         </w:rPr>
         <w:tab/>
-        <w:t>2</w:t>
       </w:r>
       <w:r>
         <w:rPr>
@@ -4302,7 +4443,7 @@
           <w:sz w:val="28"/>
           <w:szCs w:val="28"/>
         </w:rPr>
-        <w:t>5</w:t>
+        <w:t>40</w:t>
       </w:r>
     </w:p>
     <w:p>
@@ -4337,7 +4478,7 @@
           <w:sz w:val="28"/>
           <w:szCs w:val="28"/>
         </w:rPr>
-        <w:t>сайта</w:t>
+        <w:t>проекта</w:t>
       </w:r>
       <w:r>
         <w:rPr>
@@ -4355,16 +4496,7 @@
           <w:sz w:val="28"/>
           <w:szCs w:val="28"/>
         </w:rPr>
-        <w:t>4</w:t>
-      </w:r>
-      <w:r>
-        <w:rPr>
-          <w:rFonts w:ascii="Times New Roman" w:eastAsia="Times New Roman" w:hAnsi="Times New Roman" w:cs="Times New Roman"/>
-          <w:noProof/>
-          <w:sz w:val="28"/>
-          <w:szCs w:val="28"/>
-        </w:rPr>
-        <w:t>1</w:t>
+        <w:t>58</w:t>
       </w:r>
     </w:p>
     <w:p>
@@ -4399,7 +4531,16 @@
           <w:sz w:val="28"/>
           <w:szCs w:val="28"/>
         </w:rPr>
-        <w:t>Тестирование и оптимизация приложения</w:t>
+        <w:t>Тестирование</w:t>
+      </w:r>
+      <w:r>
+        <w:rPr>
+          <w:rFonts w:ascii="Times New Roman" w:eastAsia="Times New Roman" w:hAnsi="Times New Roman" w:cs="Times New Roman"/>
+          <w:noProof/>
+          <w:sz w:val="28"/>
+          <w:szCs w:val="28"/>
+        </w:rPr>
+        <w:t xml:space="preserve"> проекта</w:t>
       </w:r>
       <w:r>
         <w:rPr>
@@ -4417,7 +4558,7 @@
           <w:sz w:val="28"/>
           <w:szCs w:val="28"/>
         </w:rPr>
-        <w:t>69</w:t>
+        <w:t>76</w:t>
       </w:r>
     </w:p>
     <w:p>
@@ -4452,7 +4593,16 @@
           <w:sz w:val="28"/>
           <w:szCs w:val="28"/>
         </w:rPr>
-        <w:t xml:space="preserve"> Документирование приложения</w:t>
+        <w:t xml:space="preserve"> Документирование</w:t>
+      </w:r>
+      <w:r>
+        <w:rPr>
+          <w:rFonts w:ascii="Times New Roman" w:eastAsia="Times New Roman" w:hAnsi="Times New Roman" w:cs="Times New Roman"/>
+          <w:noProof/>
+          <w:sz w:val="28"/>
+          <w:szCs w:val="28"/>
+        </w:rPr>
+        <w:t xml:space="preserve"> проекта</w:t>
       </w:r>
       <w:r>
         <w:rPr>
@@ -4470,16 +4620,7 @@
           <w:sz w:val="28"/>
           <w:szCs w:val="28"/>
         </w:rPr>
-        <w:t>8</w:t>
-      </w:r>
-      <w:r>
-        <w:rPr>
-          <w:rFonts w:ascii="Times New Roman" w:hAnsi="Times New Roman" w:cs="Times New Roman"/>
-          <w:noProof/>
-          <w:sz w:val="28"/>
-          <w:szCs w:val="28"/>
-        </w:rPr>
-        <w:t>5</w:t>
+        <w:t>117</w:t>
       </w:r>
     </w:p>
     <w:p>
@@ -4533,7 +4674,7 @@
           <w:sz w:val="28"/>
           <w:szCs w:val="28"/>
         </w:rPr>
-        <w:t>5</w:t>
+        <w:t>0</w:t>
       </w:r>
     </w:p>
     <w:p>
@@ -4605,7 +4746,7 @@
           <w:sz w:val="28"/>
           <w:szCs w:val="28"/>
         </w:rPr>
-        <w:t>6</w:t>
+        <w:t>3</w:t>
       </w:r>
     </w:p>
     <w:p>
@@ -4668,7 +4809,7 @@
           <w:sz w:val="28"/>
           <w:szCs w:val="28"/>
         </w:rPr>
-        <w:t>8</w:t>
+        <w:t>6</w:t>
       </w:r>
     </w:p>
     <w:p>
@@ -4712,7 +4853,7 @@
           <w:sz w:val="28"/>
           <w:szCs w:val="28"/>
         </w:rPr>
-        <w:t>сайта</w:t>
+        <w:t>проекта</w:t>
       </w:r>
       <w:r>
         <w:rPr>
@@ -4722,7 +4863,6 @@
           <w:szCs w:val="28"/>
         </w:rPr>
         <w:tab/>
-        <w:t>1</w:t>
       </w:r>
       <w:r>
         <w:rPr>
@@ -4731,16 +4871,7 @@
           <w:sz w:val="28"/>
           <w:szCs w:val="28"/>
         </w:rPr>
-        <w:t>4</w:t>
-      </w:r>
-      <w:r>
-        <w:rPr>
-          <w:rFonts w:ascii="Times New Roman" w:eastAsia="Times New Roman" w:hAnsi="Times New Roman" w:cs="Times New Roman"/>
-          <w:noProof/>
-          <w:sz w:val="28"/>
-          <w:szCs w:val="28"/>
-        </w:rPr>
-        <w:t>0</w:t>
+        <w:t>138</w:t>
       </w:r>
     </w:p>
     <w:p>
@@ -4776,7 +4907,25 @@
           <w:sz w:val="28"/>
           <w:szCs w:val="28"/>
         </w:rPr>
-        <w:t xml:space="preserve"> – Ресурсы проекта</w:t>
+        <w:t xml:space="preserve"> –</w:t>
+      </w:r>
+      <w:r>
+        <w:rPr>
+          <w:rFonts w:ascii="Times New Roman" w:eastAsia="Times New Roman" w:hAnsi="Times New Roman" w:cs="Times New Roman"/>
+          <w:noProof/>
+          <w:sz w:val="28"/>
+          <w:szCs w:val="28"/>
+        </w:rPr>
+        <w:t xml:space="preserve"> Материалы </w:t>
+      </w:r>
+      <w:r>
+        <w:rPr>
+          <w:rFonts w:ascii="Times New Roman" w:eastAsia="Times New Roman" w:hAnsi="Times New Roman" w:cs="Times New Roman"/>
+          <w:noProof/>
+          <w:sz w:val="28"/>
+          <w:szCs w:val="28"/>
+        </w:rPr>
+        <w:t>проекта</w:t>
       </w:r>
       <w:r>
         <w:rPr>
@@ -4796,7 +4945,17 @@
           <w:szCs w:val="28"/>
           <w:lang w:val="en-US"/>
         </w:rPr>
-        <w:t>49</w:t>
+        <w:t>4</w:t>
+      </w:r>
+      <w:r>
+        <w:rPr>
+          <w:rFonts w:ascii="Times New Roman" w:eastAsia="Times New Roman" w:hAnsi="Times New Roman" w:cs="Times New Roman"/>
+          <w:noProof/>
+          <w:sz w:val="28"/>
+          <w:szCs w:val="28"/>
+          <w:lang w:val="en-US"/>
+        </w:rPr>
+        <w:t>9</w:t>
       </w:r>
     </w:p>
     <w:sectPr>
@@ -4955,7 +5114,7 @@
         <v:path o:extrusionok="f" gradientshapeok="t" o:connecttype="rect"/>
         <o:lock v:ext="edit" aspectratio="t"/>
       </v:shapetype>
-      <v:shape id="Рисунок 1841155644" o:spid="_x0000_i1025" type="#_x0000_t75" style="width:28pt;height:.65pt;visibility:visible;mso-wrap-style:square" o:bullet="t">
+      <v:shape id="Рисунок 1841155644" o:spid="_x0000_i1025" type="#_x0000_t75" style="width:28.2pt;height:.6pt;visibility:visible;mso-wrap-style:square" o:bullet="t">
         <v:imagedata r:id="rId1" o:title=""/>
       </v:shape>
     </w:pict>
@@ -9427,7 +9586,7 @@
   <w:style w:type="paragraph" w:default="1" w:styleId="a">
     <w:name w:val="Normal"/>
     <w:qFormat/>
-    <w:rsid w:val="00F725D1"/>
+    <w:rsid w:val="00F6608D"/>
   </w:style>
   <w:style w:type="paragraph" w:styleId="1">
     <w:name w:val="heading 1"/>
@@ -10211,28 +10370,28 @@
 </file>
 
 <file path=customXml/item1.xml><?xml version="1.0" encoding="utf-8"?>
-<b:Sources xmlns:b="http://schemas.openxmlformats.org/officeDocument/2006/bibliography" xmlns="http://schemas.openxmlformats.org/officeDocument/2006/bibliography" SelectedStyle="\APASixthEditionOfficeOnline.xsl" StyleName="APA" Version="6"/>
-</file>
-
-<file path=customXml/item2.xml><?xml version="1.0" encoding="utf-8"?>
 <go:gDocsCustomXmlDataStorage xmlns:go="http://customooxmlschemas.google.com/" xmlns:r="http://schemas.openxmlformats.org/officeDocument/2006/relationships" uri="GoogleDocsCustomDataVersion2">
   <go:docsCustomData xmlns:go="http://customooxmlschemas.google.com/" roundtripDataSignature="AMtx7miLMBmVxgr5LmQGauD3dRVQtAZu4g==">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</go:docsCustomData>
 </go:gDocsCustomXmlDataStorage>
 </file>
 
-<file path=customXml/itemProps1.xml><?xml version="1.0" encoding="utf-8"?>
-<ds:datastoreItem xmlns:ds="http://schemas.openxmlformats.org/officeDocument/2006/customXml" ds:itemID="{4F058387-4BF9-4F57-89EA-EEC670EB9E01}">
-  <ds:schemaRefs>
-    <ds:schemaRef ds:uri="http://schemas.openxmlformats.org/officeDocument/2006/bibliography"/>
-  </ds:schemaRefs>
-</ds:datastoreItem>
+<file path=customXml/item2.xml><?xml version="1.0" encoding="utf-8"?>
+<b:Sources xmlns:b="http://schemas.openxmlformats.org/officeDocument/2006/bibliography" xmlns="http://schemas.openxmlformats.org/officeDocument/2006/bibliography" SelectedStyle="\APASixthEditionOfficeOnline.xsl" StyleName="APA" Version="6"/>
 </file>
 
-<file path=customXml/itemProps2.xml><?xml version="1.0" encoding="utf-8"?>
+<file path=customXml/itemProps1.xml><?xml version="1.0" encoding="utf-8"?>
 <ds:datastoreItem xmlns:ds="http://schemas.openxmlformats.org/officeDocument/2006/customXml" ds:itemID="{11111111-1234-1234-1234-123412341234}">
   <ds:schemaRefs>
     <ds:schemaRef ds:uri="http://customooxmlschemas.google.com/"/>
     <ds:schemaRef ds:uri="http://schemas.openxmlformats.org/officeDocument/2006/relationships"/>
   </ds:schemaRefs>
 </ds:datastoreItem>
+</file>
+
+<file path=customXml/itemProps2.xml><?xml version="1.0" encoding="utf-8"?>
+<ds:datastoreItem xmlns:ds="http://schemas.openxmlformats.org/officeDocument/2006/customXml" ds:itemID="{4F058387-4BF9-4F57-89EA-EEC670EB9E01}">
+  <ds:schemaRefs>
+    <ds:schemaRef ds:uri="http://schemas.openxmlformats.org/officeDocument/2006/bibliography"/>
+  </ds:schemaRefs>
+</ds:datastoreItem>
 </file>